--- a/WebContent/docx/86基因检测报告-沈阳胸科-单样本.docx
+++ b/WebContent/docx/86基因检测报告-沈阳胸科-单样本.docx
@@ -886,7 +886,7 @@
                                 <w:rFonts w:ascii="微软雅黑" w:hAnsi="微软雅黑" w:eastAsia="微软雅黑" w:cs="微软雅黑"/>
                                 <w:b/>
                                 <w:bCs/>
-                                <w:color w:val="7F7F7F" w:themeColor="background1" w:themeShade="80"/>
+                                <w:color w:val="808080" w:themeColor="background1" w:themeShade="80"/>
                                 <w:sz w:val="44"/>
                                 <w:szCs w:val="44"/>
                               </w:rPr>
@@ -896,7 +896,7 @@
                                 <w:rFonts w:hint="eastAsia" w:ascii="微软雅黑" w:hAnsi="微软雅黑" w:eastAsia="微软雅黑" w:cs="微软雅黑"/>
                                 <w:b/>
                                 <w:bCs/>
-                                <w:color w:val="7F7F7F" w:themeColor="background1" w:themeShade="80"/>
+                                <w:color w:val="808080" w:themeColor="background1" w:themeShade="80"/>
                                 <w:sz w:val="44"/>
                                 <w:szCs w:val="44"/>
                               </w:rPr>
@@ -936,7 +936,7 @@
                           <w:rFonts w:ascii="微软雅黑" w:hAnsi="微软雅黑" w:eastAsia="微软雅黑" w:cs="微软雅黑"/>
                           <w:b/>
                           <w:bCs/>
-                          <w:color w:val="7F7F7F" w:themeColor="background1" w:themeShade="80"/>
+                          <w:color w:val="808080" w:themeColor="background1" w:themeShade="80"/>
                           <w:sz w:val="44"/>
                           <w:szCs w:val="44"/>
                         </w:rPr>
@@ -946,7 +946,7 @@
                           <w:rFonts w:hint="eastAsia" w:ascii="微软雅黑" w:hAnsi="微软雅黑" w:eastAsia="微软雅黑" w:cs="微软雅黑"/>
                           <w:b/>
                           <w:bCs/>
-                          <w:color w:val="7F7F7F" w:themeColor="background1" w:themeShade="80"/>
+                          <w:color w:val="808080" w:themeColor="background1" w:themeShade="80"/>
                           <w:sz w:val="44"/>
                           <w:szCs w:val="44"/>
                         </w:rPr>
@@ -2977,14 +2977,6 @@
       </w:tr>
       <w:tr>
         <w:tblPrEx>
-          <w:tblBorders>
-            <w:top w:val="none" w:color="auto" w:sz="0" w:space="0"/>
-            <w:left w:val="none" w:color="auto" w:sz="0" w:space="0"/>
-            <w:bottom w:val="none" w:color="auto" w:sz="0" w:space="0"/>
-            <w:right w:val="none" w:color="auto" w:sz="0" w:space="0"/>
-            <w:insideH w:val="none" w:color="auto" w:sz="0" w:space="0"/>
-            <w:insideV w:val="none" w:color="auto" w:sz="0" w:space="0"/>
-          </w:tblBorders>
           <w:tblCellMar>
             <w:top w:w="0" w:type="dxa"/>
             <w:left w:w="108" w:type="dxa"/>
@@ -4135,12 +4127,12 @@
           <w:docGrid w:linePitch="299" w:charSpace="0"/>
         </w:sectPr>
       </w:pPr>
-      <w:bookmarkStart w:id="0" w:name="_Toc13806"/>
-      <w:bookmarkStart w:id="1" w:name="_Toc24178_WPSOffice_Level1"/>
-      <w:bookmarkStart w:id="2" w:name="_Toc30143_WPSOffice_Level1"/>
-      <w:bookmarkStart w:id="3" w:name="_Toc3619"/>
-      <w:bookmarkStart w:id="4" w:name="_Toc21669"/>
-      <w:bookmarkStart w:id="5" w:name="_Toc21009_WPSOffice_Level1"/>
+      <w:bookmarkStart w:id="0" w:name="_Toc3619"/>
+      <w:bookmarkStart w:id="1" w:name="_Toc21009_WPSOffice_Level1"/>
+      <w:bookmarkStart w:id="2" w:name="_Toc13806"/>
+      <w:bookmarkStart w:id="3" w:name="_Toc30143_WPSOffice_Level1"/>
+      <w:bookmarkStart w:id="4" w:name="_Toc24178_WPSOffice_Level1"/>
+      <w:bookmarkStart w:id="5" w:name="_Toc21669"/>
     </w:p>
     <w:p>
       <w:pPr>
@@ -4153,11 +4145,11 @@
           <w:lang w:eastAsia="zh-CN"/>
         </w:rPr>
       </w:pPr>
-      <w:bookmarkStart w:id="6" w:name="_Toc28027"/>
-      <w:bookmarkStart w:id="7" w:name="_Toc99614286"/>
-      <w:bookmarkStart w:id="8" w:name="_Toc55"/>
-      <w:bookmarkStart w:id="9" w:name="_Toc3096"/>
-      <w:bookmarkStart w:id="10" w:name="_Toc8037"/>
+      <w:bookmarkStart w:id="6" w:name="_Toc8037"/>
+      <w:bookmarkStart w:id="7" w:name="_Toc3096"/>
+      <w:bookmarkStart w:id="8" w:name="_Toc28027"/>
+      <w:bookmarkStart w:id="9" w:name="_Toc55"/>
+      <w:bookmarkStart w:id="10" w:name="_Toc99614286"/>
       <w:r>
         <w:rPr>
           <w:rFonts w:hint="eastAsia" w:ascii="Times New Roman" w:hAnsi="Times New Roman" w:eastAsia="微软雅黑" w:cs="微软雅黑"/>
@@ -4438,6 +4430,7 @@
             <w:insideH w:val="single" w:color="43A5A1" w:sz="4" w:space="0"/>
             <w:insideV w:val="single" w:color="43A5A1" w:sz="4" w:space="0"/>
           </w:tblBorders>
+          <w:shd w:val="clear" w:color="auto" w:fill="auto"/>
           <w:tblCellMar>
             <w:top w:w="0" w:type="dxa"/>
             <w:left w:w="108" w:type="dxa"/>
@@ -4726,6 +4719,7 @@
             <w:insideH w:val="single" w:color="43A5A1" w:sz="4" w:space="0"/>
             <w:insideV w:val="single" w:color="43A5A1" w:sz="4" w:space="0"/>
           </w:tblBorders>
+          <w:shd w:val="clear" w:color="auto" w:fill="auto"/>
           <w:tblCellMar>
             <w:top w:w="0" w:type="dxa"/>
             <w:left w:w="108" w:type="dxa"/>
@@ -5300,12 +5294,12 @@
         </w:rPr>
       </w:pPr>
       <w:bookmarkStart w:id="11" w:name="_Toc11015_WPSOffice_Level1"/>
-      <w:bookmarkStart w:id="12" w:name="_Toc17451"/>
-      <w:bookmarkStart w:id="13" w:name="_Toc26731"/>
-      <w:bookmarkStart w:id="14" w:name="_Toc18062_WPSOffice_Level1"/>
+      <w:bookmarkStart w:id="12" w:name="_Toc18062_WPSOffice_Level1"/>
+      <w:bookmarkStart w:id="13" w:name="_Toc17451"/>
+      <w:bookmarkStart w:id="14" w:name="_Toc26731"/>
       <w:bookmarkStart w:id="15" w:name="_Toc7021_WPSOffice_Level1"/>
-      <w:bookmarkStart w:id="16" w:name="_Toc1817"/>
-      <w:bookmarkStart w:id="17" w:name="_Toc99614287"/>
+      <w:bookmarkStart w:id="16" w:name="_Toc99614287"/>
+      <w:bookmarkStart w:id="17" w:name="_Toc1817"/>
       <w:bookmarkStart w:id="18" w:name="_Toc20862"/>
       <w:bookmarkStart w:id="19" w:name="_Toc3823"/>
       <w:r>
@@ -5525,14 +5519,14 @@
           <w:color w:val="43A5A1"/>
         </w:rPr>
       </w:pPr>
-      <w:bookmarkStart w:id="21" w:name="_Toc18058"/>
-      <w:bookmarkStart w:id="22" w:name="_Toc986"/>
-      <w:bookmarkStart w:id="23" w:name="_Toc23369_WPSOffice_Level1"/>
+      <w:bookmarkStart w:id="21" w:name="_Toc25920"/>
+      <w:bookmarkStart w:id="22" w:name="_Toc24809"/>
+      <w:bookmarkStart w:id="23" w:name="_Toc6221_WPSOffice_Level1"/>
       <w:bookmarkStart w:id="24" w:name="_Toc99614288"/>
-      <w:bookmarkStart w:id="25" w:name="_Toc6221_WPSOffice_Level1"/>
+      <w:bookmarkStart w:id="25" w:name="_Toc23369_WPSOffice_Level1"/>
       <w:bookmarkStart w:id="26" w:name="_Toc16576"/>
-      <w:bookmarkStart w:id="27" w:name="_Toc25920"/>
-      <w:bookmarkStart w:id="28" w:name="_Toc24809"/>
+      <w:bookmarkStart w:id="27" w:name="_Toc18058"/>
+      <w:bookmarkStart w:id="28" w:name="_Toc986"/>
       <w:r>
         <w:rPr>
           <w:rFonts w:hint="eastAsia"/>
@@ -5586,12 +5580,6 @@
             <w:insideH w:val="single" w:color="000000" w:themeColor="text1" w:sz="4" w:space="0"/>
             <w:insideV w:val="single" w:color="000000" w:themeColor="text1" w:sz="4" w:space="0"/>
           </w:tblBorders>
-          <w:tblCellMar>
-            <w:top w:w="0" w:type="dxa"/>
-            <w:left w:w="0" w:type="dxa"/>
-            <w:bottom w:w="0" w:type="dxa"/>
-            <w:right w:w="0" w:type="dxa"/>
-          </w:tblCellMar>
         </w:tblPrEx>
         <w:trPr>
           <w:trHeight w:val="490" w:hRule="atLeast"/>
@@ -6352,7 +6340,7 @@
                 </mc:Choice>
                 <mc:Fallback>
                   <w:pict>
-                    <v:group id="_x0000_s1026" o:spid="_x0000_s1026" o:spt="203" style="position:absolute;left:0pt;margin-left:55pt;margin-top:0.05pt;height:29.2pt;width:289.15pt;z-index:251665408;mso-width-relative:page;mso-height-relative:page;" coordorigin="16180,19893" coordsize="5783,584" o:gfxdata="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">
+                    <v:group id="_x0000_s1026" o:spid="_x0000_s1026" o:spt="203" style="position:absolute;left:0pt;margin-left:55pt;margin-top:0.05pt;height:29.2pt;width:289.15pt;z-index:251665408;mso-width-relative:page;mso-height-relative:page;" coordorigin="16180,19893" coordsize="5783,584" o:gfxdata="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">
                       <o:lock v:ext="edit" aspectratio="f"/>
                       <v:shape id="_x0000_s1026" o:spid="_x0000_s1026" o:spt="75" type="#_x0000_t75" style="position:absolute;left:16180;top:19893;height:432;width:554;" filled="f" o:preferrelative="t" stroked="f" coordsize="21600,21600" o:gfxdata="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">
                         <v:fill on="f" focussize="0,0"/>
@@ -6679,14 +6667,14 @@
           <w:color w:val="41A5A1"/>
         </w:rPr>
       </w:pPr>
-      <w:bookmarkStart w:id="29" w:name="_Toc2781"/>
-      <w:bookmarkStart w:id="30" w:name="_Toc19898_WPSOffice_Level1"/>
-      <w:bookmarkStart w:id="31" w:name="_Toc99614289"/>
-      <w:bookmarkStart w:id="32" w:name="_Toc20136_WPSOffice_Level1"/>
-      <w:bookmarkStart w:id="33" w:name="_Toc24387"/>
-      <w:bookmarkStart w:id="34" w:name="_Toc24235"/>
-      <w:bookmarkStart w:id="35" w:name="_Toc22132"/>
-      <w:bookmarkStart w:id="36" w:name="_Toc29805"/>
+      <w:bookmarkStart w:id="29" w:name="_Toc22132"/>
+      <w:bookmarkStart w:id="30" w:name="_Toc29805"/>
+      <w:bookmarkStart w:id="31" w:name="_Toc20136_WPSOffice_Level1"/>
+      <w:bookmarkStart w:id="32" w:name="_Toc24387"/>
+      <w:bookmarkStart w:id="33" w:name="_Toc24235"/>
+      <w:bookmarkStart w:id="34" w:name="_Toc99614289"/>
+      <w:bookmarkStart w:id="35" w:name="_Toc2781"/>
+      <w:bookmarkStart w:id="36" w:name="_Toc19898_WPSOffice_Level1"/>
       <w:r>
         <w:rPr>
           <w:color w:val="43A5A1"/>
@@ -6711,12 +6699,12 @@
         </w:rPr>
       </w:pPr>
       <w:bookmarkStart w:id="37" w:name="_Toc99614290"/>
-      <w:bookmarkStart w:id="38" w:name="_Toc11015_WPSOffice_Level2"/>
-      <w:bookmarkStart w:id="39" w:name="_Toc9088"/>
-      <w:bookmarkStart w:id="40" w:name="_Toc18062_WPSOffice_Level2"/>
+      <w:bookmarkStart w:id="38" w:name="_Toc15063"/>
+      <w:bookmarkStart w:id="39" w:name="_Toc11015_WPSOffice_Level2"/>
+      <w:bookmarkStart w:id="40" w:name="_Toc15378"/>
       <w:bookmarkStart w:id="41" w:name="_Toc23375"/>
-      <w:bookmarkStart w:id="42" w:name="_Toc15378"/>
-      <w:bookmarkStart w:id="43" w:name="_Toc15063"/>
+      <w:bookmarkStart w:id="42" w:name="_Toc18062_WPSOffice_Level2"/>
+      <w:bookmarkStart w:id="43" w:name="_Toc9088"/>
       <w:bookmarkStart w:id="44" w:name="_Toc9952"/>
       <w:r>
         <w:rPr>
@@ -6881,11 +6869,12 @@
               <w:pStyle w:val="20"/>
               <w:jc w:val="center"/>
               <w:rPr>
-                <w:rFonts w:ascii="Times New Roman" w:hAnsi="Times New Roman" w:eastAsia="微软雅黑" w:cs="Times New Roman"/>
+                <w:rFonts w:hint="eastAsia" w:ascii="Times New Roman" w:hAnsi="Times New Roman" w:eastAsia="微软雅黑" w:cs="Times New Roman"/>
                 <w:b/>
                 <w:color w:val="FFFFFF" w:themeColor="background1"/>
                 <w:sz w:val="21"/>
                 <w:szCs w:val="21"/>
+                <w:lang w:eastAsia="zh-CN"/>
                 <w14:textFill>
                   <w14:solidFill>
                     <w14:schemeClr w14:val="bg1"/>
@@ -6895,18 +6884,19 @@
             </w:pPr>
             <w:r>
               <w:rPr>
-                <w:rFonts w:ascii="Times New Roman" w:hAnsi="Times New Roman" w:eastAsia="微软雅黑" w:cs="Times New Roman"/>
+                <w:rFonts w:hint="eastAsia" w:ascii="Times New Roman" w:hAnsi="Times New Roman" w:eastAsia="微软雅黑" w:cs="Times New Roman"/>
                 <w:b/>
                 <w:color w:val="FFFFFF" w:themeColor="background1"/>
                 <w:sz w:val="21"/>
                 <w:szCs w:val="21"/>
+                <w:lang w:eastAsia="zh-CN"/>
                 <w14:textFill>
                   <w14:solidFill>
                     <w14:schemeClr w14:val="bg1"/>
                   </w14:solidFill>
                 </w14:textFill>
               </w:rPr>
-              <w:t>突变基因</w:t>
+              <w:t>检测基因</w:t>
             </w:r>
           </w:p>
         </w:tc>
@@ -9077,12 +9067,6 @@
             <w:insideH w:val="single" w:color="000000" w:sz="4" w:space="0"/>
             <w:insideV w:val="single" w:color="000000" w:sz="4" w:space="0"/>
           </w:tblBorders>
-          <w:tblCellMar>
-            <w:top w:w="0" w:type="dxa"/>
-            <w:left w:w="0" w:type="dxa"/>
-            <w:bottom w:w="0" w:type="dxa"/>
-            <w:right w:w="0" w:type="dxa"/>
-          </w:tblCellMar>
         </w:tblPrEx>
         <w:trPr>
           <w:trHeight w:val="764" w:hRule="atLeast"/>
@@ -9208,7 +9192,7 @@
                 <w:szCs w:val="18"/>
                 <w:lang w:eastAsia="zh-CN"/>
               </w:rPr>
-              <w:t>{{ tip.comutation }}</w:t>
+              <w:t>{{ tip.comutation1 }}</w:t>
             </w:r>
           </w:p>
         </w:tc>
@@ -9241,7 +9225,7 @@
                 <w:szCs w:val="18"/>
                 <w:lang w:eastAsia="zh-CN"/>
               </w:rPr>
-              <w:t>-</w:t>
+              <w:t>{{ tip.comutation }}</w:t>
             </w:r>
           </w:p>
         </w:tc>
@@ -11313,14 +11297,14 @@
           <w:lang w:eastAsia="zh-CN"/>
         </w:rPr>
       </w:pPr>
-      <w:bookmarkStart w:id="45" w:name="_Toc6221_WPSOffice_Level2"/>
+      <w:bookmarkStart w:id="45" w:name="_Toc6385"/>
       <w:bookmarkStart w:id="46" w:name="_Toc4339"/>
-      <w:bookmarkStart w:id="47" w:name="_Toc99614291"/>
+      <w:bookmarkStart w:id="47" w:name="_Toc6221_WPSOffice_Level2"/>
       <w:bookmarkStart w:id="48" w:name="_Toc17662"/>
-      <w:bookmarkStart w:id="49" w:name="_Toc25737"/>
-      <w:bookmarkStart w:id="50" w:name="_Toc6385"/>
-      <w:bookmarkStart w:id="51" w:name="_Toc7551_WPSOffice_Level2"/>
-      <w:bookmarkStart w:id="52" w:name="_Toc17526"/>
+      <w:bookmarkStart w:id="49" w:name="_Toc99614291"/>
+      <w:bookmarkStart w:id="50" w:name="_Toc25737"/>
+      <w:bookmarkStart w:id="51" w:name="_Toc17526"/>
+      <w:bookmarkStart w:id="52" w:name="_Toc7551_WPSOffice_Level2"/>
       <w:r>
         <w:rPr>
           <w:color w:val="43A5A1"/>
@@ -11903,14 +11887,14 @@
         <w:br w:type="page"/>
       </w:r>
       <w:bookmarkStart w:id="53" w:name="_Toc4331_WPSOffice_Level1"/>
-      <w:bookmarkStart w:id="54" w:name="_Toc23903"/>
-      <w:bookmarkStart w:id="55" w:name="_Toc25727"/>
-      <w:bookmarkStart w:id="56" w:name="_Toc10141"/>
-      <w:bookmarkStart w:id="57" w:name="_Toc180"/>
-      <w:bookmarkStart w:id="58" w:name="_Toc32443_WPSOffice_Level1"/>
-      <w:bookmarkStart w:id="59" w:name="_Toc99614293"/>
-      <w:bookmarkStart w:id="60" w:name="_Toc14141"/>
-      <w:bookmarkStart w:id="61" w:name="_Toc23846_WPSOffice_Level1"/>
+      <w:bookmarkStart w:id="54" w:name="_Toc25727"/>
+      <w:bookmarkStart w:id="55" w:name="_Toc32443_WPSOffice_Level1"/>
+      <w:bookmarkStart w:id="56" w:name="_Toc23846_WPSOffice_Level1"/>
+      <w:bookmarkStart w:id="57" w:name="_Toc99614293"/>
+      <w:bookmarkStart w:id="58" w:name="_Toc10141"/>
+      <w:bookmarkStart w:id="59" w:name="_Toc23903"/>
+      <w:bookmarkStart w:id="60" w:name="_Toc180"/>
+      <w:bookmarkStart w:id="61" w:name="_Toc14141"/>
       <w:r>
         <w:rPr>
           <w:rFonts w:hint="eastAsia" w:ascii="Times New Roman" w:hAnsi="Times New Roman" w:eastAsia="微软雅黑" w:cs="Times New Roman"/>
@@ -11958,6 +11942,12 @@
             <w:insideH w:val="dotted" w:color="A5A5A5" w:themeColor="accent3" w:sz="4" w:space="0"/>
             <w:insideV w:val="dotted" w:color="A5A5A5" w:themeColor="accent3" w:sz="4" w:space="0"/>
           </w:tblBorders>
+          <w:tblCellMar>
+            <w:top w:w="0" w:type="dxa"/>
+            <w:left w:w="0" w:type="dxa"/>
+            <w:bottom w:w="0" w:type="dxa"/>
+            <w:right w:w="0" w:type="dxa"/>
+          </w:tblCellMar>
         </w:tblPrEx>
         <w:trPr>
           <w:trHeight w:val="340" w:hRule="atLeast"/>
@@ -12787,8 +12777,8 @@
     </w:p>
     <w:p>
       <w:bookmarkStart w:id="63" w:name="_Toc9192"/>
-      <w:bookmarkStart w:id="64" w:name="_Toc27143"/>
-      <w:bookmarkStart w:id="65" w:name="_Toc31324"/>
+      <w:bookmarkStart w:id="64" w:name="_Toc31324"/>
+      <w:bookmarkStart w:id="65" w:name="_Toc27143"/>
       <w:r>
         <w:rPr>
           <w:rFonts w:hint="eastAsia" w:ascii="Times New Roman" w:hAnsi="Times New Roman" w:eastAsia="微软雅黑" w:cs="Times New Roman"/>
@@ -17194,7 +17184,7 @@
           <w:szCs w:val="24"/>
           <w:lang w:eastAsia="zh-CN"/>
         </w:rPr>
-        <w:t>{{ tdd.comutation }}</w:t>
+        <w:t>{{ tdd.comutation1 }}</w:t>
       </w:r>
     </w:p>
     <w:tbl>
@@ -17314,8 +17304,10 @@
                 <w:szCs w:val="18"/>
                 <w:lang w:eastAsia="zh-CN"/>
               </w:rPr>
-              <w:t>-</w:t>
-            </w:r>
+              <w:t>{{tdd.comutation}}</w:t>
+            </w:r>
+            <w:bookmarkStart w:id="91" w:name="_GoBack"/>
+            <w:bookmarkEnd w:id="91"/>
           </w:p>
         </w:tc>
       </w:tr>
@@ -20487,6 +20479,12 @@
             <w:insideH w:val="single" w:color="000000" w:sz="4" w:space="0"/>
             <w:insideV w:val="single" w:color="000000" w:sz="4" w:space="0"/>
           </w:tblBorders>
+          <w:tblCellMar>
+            <w:top w:w="0" w:type="dxa"/>
+            <w:left w:w="108" w:type="dxa"/>
+            <w:bottom w:w="0" w:type="dxa"/>
+            <w:right w:w="108" w:type="dxa"/>
+          </w:tblCellMar>
         </w:tblPrEx>
         <w:trPr>
           <w:trHeight w:val="420" w:hRule="atLeast"/>
@@ -21204,13 +21202,13 @@
       </w:pPr>
       <w:bookmarkStart w:id="66" w:name="_Toc99614295"/>
       <w:bookmarkStart w:id="67" w:name="_Toc14132"/>
-      <w:bookmarkStart w:id="68" w:name="_Toc21764_WPSOffice_Level2"/>
-      <w:bookmarkStart w:id="69" w:name="_Toc26649"/>
-      <w:bookmarkStart w:id="70" w:name="_Toc1707_WPSOffice_Level2"/>
-      <w:bookmarkStart w:id="71" w:name="_Toc839"/>
-      <w:bookmarkStart w:id="72" w:name="_Toc99614297"/>
-      <w:bookmarkStart w:id="73" w:name="_Toc16347"/>
-      <w:bookmarkStart w:id="74" w:name="_Toc14828"/>
+      <w:bookmarkStart w:id="68" w:name="_Toc839"/>
+      <w:bookmarkStart w:id="69" w:name="_Toc21764_WPSOffice_Level2"/>
+      <w:bookmarkStart w:id="70" w:name="_Toc99614297"/>
+      <w:bookmarkStart w:id="71" w:name="_Toc1707_WPSOffice_Level2"/>
+      <w:bookmarkStart w:id="72" w:name="_Toc14828"/>
+      <w:bookmarkStart w:id="73" w:name="_Toc26649"/>
+      <w:bookmarkStart w:id="74" w:name="_Toc16347"/>
       <w:r>
         <w:rPr>
           <w:rFonts w:hint="eastAsia"/>
@@ -21279,6 +21277,12 @@
             <w:insideH w:val="single" w:color="A4A4A4" w:sz="4" w:space="0"/>
             <w:insideV w:val="single" w:color="A4A4A4" w:sz="4" w:space="0"/>
           </w:tblBorders>
+          <w:tblCellMar>
+            <w:top w:w="0" w:type="dxa"/>
+            <w:left w:w="108" w:type="dxa"/>
+            <w:bottom w:w="0" w:type="dxa"/>
+            <w:right w:w="108" w:type="dxa"/>
+          </w:tblCellMar>
         </w:tblPrEx>
         <w:trPr>
           <w:trHeight w:val="482" w:hRule="atLeast"/>
@@ -22430,15 +22434,15 @@
           <w:lang w:eastAsia="zh-CN"/>
         </w:rPr>
       </w:pPr>
-      <w:bookmarkStart w:id="75" w:name="_Toc13428"/>
+      <w:bookmarkStart w:id="75" w:name="_Toc21764_WPSOffice_Level1"/>
       <w:bookmarkStart w:id="76" w:name="_Toc13698"/>
-      <w:bookmarkStart w:id="77" w:name="_Toc21764_WPSOffice_Level1"/>
-      <w:bookmarkStart w:id="78" w:name="_Toc28240"/>
-      <w:bookmarkStart w:id="79" w:name="_Toc1707_WPSOffice_Level1"/>
-      <w:bookmarkStart w:id="80" w:name="_Toc99614298"/>
-      <w:bookmarkStart w:id="81" w:name="_Toc13196_WPSOffice_Level1"/>
-      <w:bookmarkStart w:id="82" w:name="_Toc10858"/>
-      <w:bookmarkStart w:id="83" w:name="_Toc27302"/>
+      <w:bookmarkStart w:id="77" w:name="_Toc13196_WPSOffice_Level1"/>
+      <w:bookmarkStart w:id="78" w:name="_Toc1707_WPSOffice_Level1"/>
+      <w:bookmarkStart w:id="79" w:name="_Toc28240"/>
+      <w:bookmarkStart w:id="80" w:name="_Toc13428"/>
+      <w:bookmarkStart w:id="81" w:name="_Toc27302"/>
+      <w:bookmarkStart w:id="82" w:name="_Toc99614298"/>
+      <w:bookmarkStart w:id="83" w:name="_Toc10858"/>
       <w:r>
         <w:rPr>
           <w:rFonts w:hint="eastAsia" w:ascii="Times New Roman" w:hAnsi="Times New Roman" w:eastAsia="微软雅黑" w:cs="Times New Roman"/>
@@ -26840,12 +26844,12 @@
         </w:rPr>
       </w:pPr>
       <w:bookmarkStart w:id="84" w:name="_Toc27629"/>
-      <w:bookmarkStart w:id="85" w:name="_Toc99614302"/>
-      <w:bookmarkStart w:id="86" w:name="_Toc20558"/>
+      <w:bookmarkStart w:id="85" w:name="_Toc20558"/>
+      <w:bookmarkStart w:id="86" w:name="_Toc99614302"/>
       <w:bookmarkStart w:id="87" w:name="_Toc28810_WPSOffice_Level1"/>
-      <w:bookmarkStart w:id="88" w:name="_Toc11896_WPSOffice_Level1"/>
+      <w:bookmarkStart w:id="88" w:name="_Toc23688"/>
       <w:bookmarkStart w:id="89" w:name="_Toc11193_WPSOffice_Level1"/>
-      <w:bookmarkStart w:id="90" w:name="_Toc23688"/>
+      <w:bookmarkStart w:id="90" w:name="_Toc11896_WPSOffice_Level1"/>
       <w:r>
         <w:rPr>
           <w:rFonts w:hint="eastAsia"/>
@@ -26898,6 +26902,12 @@
             <w:insideH w:val="single" w:color="auto" w:sz="4" w:space="0"/>
             <w:insideV w:val="single" w:color="auto" w:sz="4" w:space="0"/>
           </w:tblBorders>
+          <w:tblCellMar>
+            <w:top w:w="0" w:type="dxa"/>
+            <w:left w:w="108" w:type="dxa"/>
+            <w:bottom w:w="0" w:type="dxa"/>
+            <w:right w:w="108" w:type="dxa"/>
+          </w:tblCellMar>
         </w:tblPrEx>
         <w:tc>
           <w:tcPr>
@@ -27268,8 +27278,6 @@
       <w:bookmarkEnd w:id="88"/>
       <w:bookmarkEnd w:id="89"/>
       <w:bookmarkEnd w:id="90"/>
-      <w:bookmarkStart w:id="91" w:name="_GoBack"/>
-      <w:bookmarkEnd w:id="91"/>
     </w:p>
     <w:sectPr>
       <w:headerReference r:id="rId4" w:type="default"/>
@@ -29986,7 +29994,6 @@
   <customSectProps>
     <customSectPr/>
     <customSectPr/>
-    <customSectPr/>
   </customSectProps>
   <customShpExts>
     <customShpInfo spid="_x0000_s1026" textRotate="1"/>
